--- a/word_reports/LP_0372_위치_423_Warren Covington_It Takes.docx
+++ b/word_reports/LP_0372_위치_423_Warren Covington_It Takes.docx
@@ -4,7 +4,7 @@
   <w:body>
     <w:p>
       <w:pPr>
-        <w:spacing w:after="280"/>
+        <w:spacing w:after="80"/>
       </w:pPr>
       <w:r>
         <w:rPr w:rFonts="맑은 고딕">
@@ -13,94 +13,47 @@
           <w:color w:val="1E3A8A"/>
           <w:sz w:val="30"/>
         </w:rPr>
-        <w:t>[423] Warren Covington - It Takes Two To....</w:t>
+        <w:t>Warren Covington (워렌 코빙턴) - It Takes Two To....</w:t>
       </w:r>
     </w:p>
     <w:p>
       <w:pPr>
-        <w:spacing w:after="320"/>
+        <w:spacing w:after="240"/>
       </w:pPr>
       <w:r>
         <w:rPr w:rFonts="맑은 고딕">
           <w:rFonts w:ascii="맑은 고딕" w:hAnsi="맑은 고딕" w:eastAsia="맑은 고딕"/>
           <w:b/>
-          <w:sz w:val="20"/>
+          <w:color w:val="4B5563"/>
+          <w:sz w:val="22"/>
         </w:rPr>
-        <w:t>■ 위치 : 423</w:t>
-        <w:br/>
-      </w:r>
-      <w:r>
-        <w:rPr w:rFonts="맑은 고딕">
-          <w:rFonts w:ascii="맑은 고딕" w:hAnsi="맑은 고딕" w:eastAsia="맑은 고딕"/>
-          <w:b/>
-          <w:sz w:val="20"/>
-        </w:rPr>
-        <w:t>■ 아티스트 : Warren Covington</w:t>
-        <w:br/>
-      </w:r>
-      <w:r>
-        <w:rPr w:rFonts="맑은 고딕">
-          <w:rFonts w:ascii="맑은 고딕" w:hAnsi="맑은 고딕" w:eastAsia="맑은 고딕"/>
-          <w:b/>
-          <w:sz w:val="20"/>
-        </w:rPr>
-        <w:t>■ 앨범명 : It Takes Two To....</w:t>
-        <w:br/>
-      </w:r>
-      <w:r>
-        <w:rPr w:rFonts="맑은 고딕">
-          <w:rFonts w:ascii="맑은 고딕" w:hAnsi="맑은 고딕" w:eastAsia="맑은 고딕"/>
-          <w:b w:val="0"/>
-          <w:sz w:val="20"/>
-        </w:rPr>
-        <w:t>■ 음반 레이블 : Decca Records</w:t>
-        <w:br/>
-      </w:r>
-      <w:r>
-        <w:rPr w:rFonts="맑은 고딕">
-          <w:rFonts w:ascii="맑은 고딕" w:hAnsi="맑은 고딕" w:eastAsia="맑은 고딕"/>
-          <w:b w:val="0"/>
-          <w:sz w:val="20"/>
-        </w:rPr>
-        <w:t>■ 발매년도 : 1959</w:t>
-        <w:br/>
-      </w:r>
-      <w:r>
-        <w:rPr w:rFonts="맑은 고딕">
-          <w:rFonts w:ascii="맑은 고딕" w:hAnsi="맑은 고딕" w:eastAsia="맑은 고딕"/>
-          <w:b w:val="0"/>
-          <w:sz w:val="20"/>
-        </w:rPr>
-        <w:t>■ 장르 : 빅밴드 스윙, 라틴 재즈, 이지 리스닝 (Big Band Swing, Latin Jazz, Easy Listening)</w:t>
-        <w:br/>
-      </w:r>
-      <w:r>
-        <w:rPr w:rFonts="맑은 고딕">
-          <w:rFonts w:ascii="맑은 고딕" w:hAnsi="맑은 고딕" w:eastAsia="맑은 고딕"/>
-          <w:b w:val="0"/>
-          <w:sz w:val="20"/>
-        </w:rPr>
-        <w:t>■ 주요 수록곡 : 1. It Takes Two to Tango</w:t>
-        <w:br/>
+        <w:t>위치 :  423</w:t>
       </w:r>
     </w:p>
     <w:p>
       <w:pPr>
-        <w:spacing w:after="160"/>
+        <w:spacing w:line="324" w:lineRule="auto" w:before="80" w:after="160"/>
       </w:pPr>
       <w:r>
         <w:rPr w:rFonts="맑은 고딕">
           <w:rFonts w:ascii="맑은 고딕" w:hAnsi="맑은 고딕" w:eastAsia="맑은 고딕"/>
           <w:b/>
           <w:color w:val="1F2937"/>
-          <w:sz w:val="24"/>
+          <w:sz w:val="22"/>
         </w:rPr>
-        <w:t>■ 음반 해설 및 감상 가이드</w:t>
+        <w:t xml:space="preserve">[음반 소개] </w:t>
+      </w:r>
+      <w:r>
+        <w:rPr w:rFonts="맑은 고딕">
+          <w:rFonts w:ascii="맑은 고딕" w:hAnsi="맑은 고딕" w:eastAsia="맑은 고딕"/>
+          <w:b w:val="0"/>
+          <w:sz w:val="21"/>
+        </w:rPr>
       </w:r>
     </w:p>
     <w:p>
       <w:pPr>
-        <w:spacing w:line="312" w:lineRule="auto" w:after="120"/>
+        <w:spacing w:line="324" w:lineRule="auto" w:after="120"/>
       </w:pPr>
       <w:r>
         <w:rPr w:rFonts="맑은 고딕">
@@ -108,51 +61,516 @@
           <w:b w:val="0"/>
           <w:sz w:val="21"/>
         </w:rPr>
-        <w:t>워렌 커빙턴(Warren Covington)은 토미 도시 오케스트라(Tommy Dorsey Orchestra)의 정통성을 계승하며 1950년대 후반 미국 빅밴드 신의 부흥을 이끈 트롬본의 거장이자 밴드리더입니다. 1958년 'Tea for Two Cha Cha'의 폭발적인 대성공으로 그래미 어워드를 거머쥔 그가 1959년 데카(Decca) 레이블을 통해 선보인 본 작 《It Takes Two To...》는 '둘(Two)'과 '짝'이라는 흥미로운 테마를 콘셉트로 삼아 빅밴드 댄스 뮤직의 정수를 담아낸 명반입니다.</w:t>
+        <w:t>빅밴드 스윙의 찬란한 황혼과 매혹적인 라틴 댄스 팝의 세련된 조우를 유려하게 담아낸 워렌 코빙턴의 숨은 명반입니다. 토미 도시 악단의 유서 깊은 유산을 계승한 그의 벨벳처럼 부드러운 트롬본 선율은 두 사람이 호흡을 맞추며 춤을 추는 순간의 설렘과 로맨티시즘을 극진하게 직조해 냅니다. 시대를 초월하여 청자를 은은한 조명이 감도는 낭만적인 밤의 살롱으로 초대하는 이 음반은, 정통 관악 오케스트레이션이 빚어낼 수 있는 가장 우아하고 격조 높은 감동을 선사합니다.</w:t>
       </w:r>
     </w:p>
     <w:p>
       <w:pPr>
-        <w:spacing w:line="312" w:lineRule="auto" w:after="120"/>
+        <w:spacing w:line="324" w:lineRule="auto" w:before="200" w:after="80"/>
       </w:pPr>
+      <w:r>
+        <w:rPr w:rFonts="맑은 고딕">
+          <w:rFonts w:ascii="맑은 고딕" w:hAnsi="맑은 고딕" w:eastAsia="맑은 고딕"/>
+          <w:b/>
+          <w:color w:val="1E3A8A"/>
+          <w:sz w:val="24"/>
+        </w:rPr>
+        <w:t>1. 음반 데이터</w:t>
+      </w:r>
+    </w:p>
+    <w:p>
+      <w:pPr>
+        <w:spacing w:line="324" w:lineRule="auto" w:after="80"/>
+      </w:pPr>
+      <w:r>
+        <w:rPr w:rFonts="맑은 고딕">
+          <w:rFonts w:ascii="맑은 고딕" w:hAnsi="맑은 고딕" w:eastAsia="맑은 고딕"/>
+          <w:b w:val="0"/>
+          <w:color w:val="6B7280"/>
+          <w:sz w:val="21"/>
+        </w:rPr>
+        <w:t xml:space="preserve">· </w:t>
+      </w:r>
+      <w:r>
+        <w:rPr w:rFonts="맑은 고딕">
+          <w:rFonts w:ascii="맑은 고딕" w:hAnsi="맑은 고딕" w:eastAsia="맑은 고딕"/>
+          <w:b/>
+          <w:color w:val="1F2937"/>
+          <w:sz w:val="21"/>
+        </w:rPr>
+        <w:t xml:space="preserve">앨범명: </w:t>
+      </w:r>
       <w:r>
         <w:rPr w:rFonts="맑은 고딕">
           <w:rFonts w:ascii="맑은 고딕" w:hAnsi="맑은 고딕" w:eastAsia="맑은 고딕"/>
           <w:b w:val="0"/>
           <w:sz w:val="21"/>
         </w:rPr>
-        <w:t>음악적으로 이 앨범은 커빙턴 특유의 감미로우면서도 기품 있는 트롬본 연주를 중심으로, 일률적이지 않은 화려한 브라스 섹션과 입체적인 리듬 파트가 완벽한 대칭을 이룹니다. 스윙 재즈의 명쾌한 드라이브감과 당대 사교춤(Ballroom Dance) 문화를 관통하는 라틴 룸바, 탱고의 매혹적인 리듬을 세련되게 융합하여 대중성과 예술성을 동시에 확보했습니다.</w:t>
+        <w:t>It Takes Two To....</w:t>
       </w:r>
     </w:p>
     <w:p>
       <w:pPr>
-        <w:spacing w:line="312" w:lineRule="auto" w:after="120"/>
+        <w:spacing w:line="324" w:lineRule="auto" w:after="80"/>
       </w:pPr>
+      <w:r>
+        <w:rPr w:rFonts="맑은 고딕">
+          <w:rFonts w:ascii="맑은 고딕" w:hAnsi="맑은 고딕" w:eastAsia="맑은 고딕"/>
+          <w:b w:val="0"/>
+          <w:color w:val="6B7280"/>
+          <w:sz w:val="21"/>
+        </w:rPr>
+        <w:t xml:space="preserve">· </w:t>
+      </w:r>
+      <w:r>
+        <w:rPr w:rFonts="맑은 고딕">
+          <w:rFonts w:ascii="맑은 고딕" w:hAnsi="맑은 고딕" w:eastAsia="맑은 고딕"/>
+          <w:b/>
+          <w:color w:val="1F2937"/>
+          <w:sz w:val="21"/>
+        </w:rPr>
+        <w:t xml:space="preserve">아티스트: </w:t>
+      </w:r>
       <w:r>
         <w:rPr w:rFonts="맑은 고딕">
           <w:rFonts w:ascii="맑은 고딕" w:hAnsi="맑은 고딕" w:eastAsia="맑은 고딕"/>
           <w:b w:val="0"/>
           <w:sz w:val="21"/>
         </w:rPr>
-        <w:t>주요 수록곡을 살펴보면, 타이틀의 모티브가 된 'It Takes Two to Tango'에서는 절제된 탱고 리듬 위에 흐르는 커빙턴의 관능적인 트롬본 솔로가 돋보이며, 'Two Sleepy People'에서는 연인들의 아늑한 감성을 따스하고 유려한 선율로 풀어냅니다. 반면 'Two O'Clock Jump'에서는 카운트 베이시 스타일의 고전을 커빙턴 오케스트라만의 현대적이고 에너제틱한 스윙으로 재해석하여 화려한 테크닉의 정점을 보여줍니다.</w:t>
+        <w:t>Warren Covington (워렌 코빙턴)</w:t>
       </w:r>
     </w:p>
     <w:p>
       <w:pPr>
-        <w:spacing w:line="312" w:lineRule="auto" w:after="120"/>
+        <w:spacing w:line="324" w:lineRule="auto" w:after="80"/>
       </w:pPr>
+      <w:r>
+        <w:rPr w:rFonts="맑은 고딕">
+          <w:rFonts w:ascii="맑은 고딕" w:hAnsi="맑은 고딕" w:eastAsia="맑은 고딕"/>
+          <w:b w:val="0"/>
+          <w:color w:val="6B7280"/>
+          <w:sz w:val="21"/>
+        </w:rPr>
+        <w:t xml:space="preserve">· </w:t>
+      </w:r>
+      <w:r>
+        <w:rPr w:rFonts="맑은 고딕">
+          <w:rFonts w:ascii="맑은 고딕" w:hAnsi="맑은 고딕" w:eastAsia="맑은 고딕"/>
+          <w:b/>
+          <w:color w:val="1F2937"/>
+          <w:sz w:val="21"/>
+        </w:rPr>
+        <w:t xml:space="preserve">발매 정보: </w:t>
+      </w:r>
       <w:r>
         <w:rPr w:rFonts="맑은 고딕">
           <w:rFonts w:ascii="맑은 고딕" w:hAnsi="맑은 고딕" w:eastAsia="맑은 고딕"/>
           <w:b w:val="0"/>
           <w:sz w:val="21"/>
         </w:rPr>
-        <w:t>《It Takes Two To...》는 1950년대 후반 하이파이(Hi-Fi) 스테레오 녹음 기술의 정점을 보여주는 음반으로, LP의 바늘을 올리는 순간 넓은 연주 홀의 공기감과 정교한 악기 배치감이 생생하게 전달됩니다. 세월이 흘러도 빛바래지 않는 우아함과 경쾌한 흥겨움을 동시에 지닌 이 음반은 빅밴드 황금기의 낭만을 오롯이 소장하고자 하는 음반 컬렉터에게 절대로 놓칠 수 없는 귀중한 유산입니다.</w:t>
+        <w:t>1950년대 후반에서 1960년대 초반 명문 데카(Decca) 레이블을 통해 발매된 앨범으로, 당대 미국을 뒤흔든 차차차와 사교 댄스 열풍을 성숙하고 품격 있는 빅밴드 사운드로 승화시킨 기획작입니다.</w:t>
+      </w:r>
+    </w:p>
+    <w:p>
+      <w:pPr>
+        <w:spacing w:line="324" w:lineRule="auto" w:after="80"/>
+      </w:pPr>
+      <w:r>
+        <w:rPr w:rFonts="맑은 고딕">
+          <w:rFonts w:ascii="맑은 고딕" w:hAnsi="맑은 고딕" w:eastAsia="맑은 고딕"/>
+          <w:b w:val="0"/>
+          <w:color w:val="6B7280"/>
+          <w:sz w:val="21"/>
+        </w:rPr>
+        <w:t xml:space="preserve">· </w:t>
+      </w:r>
+      <w:r>
+        <w:rPr w:rFonts="맑은 고딕">
+          <w:rFonts w:ascii="맑은 고딕" w:hAnsi="맑은 고딕" w:eastAsia="맑은 고딕"/>
+          <w:b/>
+          <w:color w:val="1F2937"/>
+          <w:sz w:val="21"/>
+        </w:rPr>
+        <w:t xml:space="preserve">LP 인기도(판매량): </w:t>
+      </w:r>
+      <w:r>
+        <w:rPr w:rFonts="맑은 고딕">
+          <w:rFonts w:ascii="맑은 고딕" w:hAnsi="맑은 고딕" w:eastAsia="맑은 고딕"/>
+          <w:b w:val="0"/>
+          <w:sz w:val="21"/>
+        </w:rPr>
+        <w:t>전미 차트를 석권했던 불멸의 히트곡 'Tea for Two Cha Cha'의 압도적 성공에 힘입어 성인 취향의 이지 리스닝 및 라운지 음악 애호가들 사이에서 높은 인기를 누리며 스테레오 LP 시장의 스테디셀러로 사랑받았습니다.</w:t>
+      </w:r>
+    </w:p>
+    <w:p>
+      <w:pPr>
+        <w:spacing w:line="324" w:lineRule="auto" w:after="80"/>
+      </w:pPr>
+      <w:r>
+        <w:rPr w:rFonts="맑은 고딕">
+          <w:rFonts w:ascii="맑은 고딕" w:hAnsi="맑은 고딕" w:eastAsia="맑은 고딕"/>
+          <w:b w:val="0"/>
+          <w:color w:val="6B7280"/>
+          <w:sz w:val="21"/>
+        </w:rPr>
+        <w:t xml:space="preserve">· </w:t>
+      </w:r>
+      <w:r>
+        <w:rPr w:rFonts="맑은 고딕">
+          <w:rFonts w:ascii="맑은 고딕" w:hAnsi="맑은 고딕" w:eastAsia="맑은 고딕"/>
+          <w:b/>
+          <w:color w:val="1F2937"/>
+          <w:sz w:val="21"/>
+        </w:rPr>
+        <w:t xml:space="preserve">각종 수상경력: </w:t>
+      </w:r>
+      <w:r>
+        <w:rPr w:rFonts="맑은 고딕">
+          <w:rFonts w:ascii="맑은 고딕" w:hAnsi="맑은 고딕" w:eastAsia="맑은 고딕"/>
+          <w:b w:val="0"/>
+          <w:sz w:val="21"/>
+        </w:rPr>
+        <w:t>그래미 어워드 수상 경력에 빛나는 거장의 농익은 기량이 고스란히 담겨 있으며, 팝과 재즈, 라틴 리듬의 완벽한 조화를 이끌어낸 편곡의 교과서로 음악계의 높은 평가를 받았습니다.</w:t>
+      </w:r>
+    </w:p>
+    <w:p>
+      <w:pPr>
+        <w:spacing w:line="324" w:lineRule="auto" w:before="200" w:after="80"/>
+      </w:pPr>
+      <w:r>
+        <w:rPr w:rFonts="맑은 고딕">
+          <w:rFonts w:ascii="맑은 고딕" w:hAnsi="맑은 고딕" w:eastAsia="맑은 고딕"/>
+          <w:b/>
+          <w:color w:val="1E3A8A"/>
+          <w:sz w:val="24"/>
+        </w:rPr>
+        <w:t>2. 아티스트 정보</w:t>
+      </w:r>
+    </w:p>
+    <w:p>
+      <w:pPr>
+        <w:spacing w:line="324" w:lineRule="auto" w:after="80"/>
+      </w:pPr>
+      <w:r>
+        <w:rPr w:rFonts="맑은 고딕">
+          <w:rFonts w:ascii="맑은 고딕" w:hAnsi="맑은 고딕" w:eastAsia="맑은 고딕"/>
+          <w:b w:val="0"/>
+          <w:color w:val="6B7280"/>
+          <w:sz w:val="21"/>
+        </w:rPr>
+        <w:t xml:space="preserve">· </w:t>
+      </w:r>
+      <w:r>
+        <w:rPr w:rFonts="맑은 고딕">
+          <w:rFonts w:ascii="맑은 고딕" w:hAnsi="맑은 고딕" w:eastAsia="맑은 고딕"/>
+          <w:b/>
+          <w:color w:val="1F2937"/>
+          <w:sz w:val="21"/>
+        </w:rPr>
+        <w:t xml:space="preserve">국적: </w:t>
+      </w:r>
+      <w:r>
+        <w:rPr w:rFonts="맑은 고딕">
+          <w:rFonts w:ascii="맑은 고딕" w:hAnsi="맑은 고딕" w:eastAsia="맑은 고딕"/>
+          <w:b w:val="0"/>
+          <w:sz w:val="21"/>
+        </w:rPr>
+        <w:t>미국</w:t>
+      </w:r>
+    </w:p>
+    <w:p>
+      <w:pPr>
+        <w:spacing w:line="324" w:lineRule="auto" w:after="80"/>
+      </w:pPr>
+      <w:r>
+        <w:rPr w:rFonts="맑은 고딕">
+          <w:rFonts w:ascii="맑은 고딕" w:hAnsi="맑은 고딕" w:eastAsia="맑은 고딕"/>
+          <w:b w:val="0"/>
+          <w:color w:val="6B7280"/>
+          <w:sz w:val="21"/>
+        </w:rPr>
+        <w:t xml:space="preserve">· </w:t>
+      </w:r>
+      <w:r>
+        <w:rPr w:rFonts="맑은 고딕">
+          <w:rFonts w:ascii="맑은 고딕" w:hAnsi="맑은 고딕" w:eastAsia="맑은 고딕"/>
+          <w:b/>
+          <w:color w:val="1F2937"/>
+          <w:sz w:val="21"/>
+        </w:rPr>
+        <w:t xml:space="preserve">생몰년도: </w:t>
+      </w:r>
+      <w:r>
+        <w:rPr w:rFonts="맑은 고딕">
+          <w:rFonts w:ascii="맑은 고딕" w:hAnsi="맑은 고딕" w:eastAsia="맑은 고딕"/>
+          <w:b w:val="0"/>
+          <w:sz w:val="21"/>
+        </w:rPr>
+        <w:t>1921년 8월 7일 ~ 1999년 8월 24일</w:t>
+      </w:r>
+    </w:p>
+    <w:p>
+      <w:pPr>
+        <w:spacing w:line="324" w:lineRule="auto" w:after="80"/>
+      </w:pPr>
+      <w:r>
+        <w:rPr w:rFonts="맑은 고딕">
+          <w:rFonts w:ascii="맑은 고딕" w:hAnsi="맑은 고딕" w:eastAsia="맑은 고딕"/>
+          <w:b w:val="0"/>
+          <w:color w:val="6B7280"/>
+          <w:sz w:val="21"/>
+        </w:rPr>
+        <w:t xml:space="preserve">· </w:t>
+      </w:r>
+      <w:r>
+        <w:rPr w:rFonts="맑은 고딕">
+          <w:rFonts w:ascii="맑은 고딕" w:hAnsi="맑은 고딕" w:eastAsia="맑은 고딕"/>
+          <w:b/>
+          <w:color w:val="1F2937"/>
+          <w:sz w:val="21"/>
+        </w:rPr>
+        <w:t xml:space="preserve">그룹 소속: </w:t>
+      </w:r>
+      <w:r>
+        <w:rPr w:rFonts="맑은 고딕">
+          <w:rFonts w:ascii="맑은 고딕" w:hAnsi="맑은 고딕" w:eastAsia="맑은 고딕"/>
+          <w:b w:val="0"/>
+          <w:sz w:val="21"/>
+        </w:rPr>
+        <w:t>솔로 / 밴드리더 (The Tommy Dorsey Orchestra directing Warren Covington)</w:t>
+      </w:r>
+    </w:p>
+    <w:p>
+      <w:pPr>
+        <w:spacing w:line="324" w:lineRule="auto" w:after="80"/>
+      </w:pPr>
+      <w:r>
+        <w:rPr w:rFonts="맑은 고딕">
+          <w:rFonts w:ascii="맑은 고딕" w:hAnsi="맑은 고딕" w:eastAsia="맑은 고딕"/>
+          <w:b w:val="0"/>
+          <w:color w:val="6B7280"/>
+          <w:sz w:val="21"/>
+        </w:rPr>
+        <w:t xml:space="preserve">· </w:t>
+      </w:r>
+      <w:r>
+        <w:rPr w:rFonts="맑은 고딕">
+          <w:rFonts w:ascii="맑은 고딕" w:hAnsi="맑은 고딕" w:eastAsia="맑은 고딕"/>
+          <w:b/>
+          <w:color w:val="1F2937"/>
+          <w:sz w:val="21"/>
+        </w:rPr>
+        <w:t xml:space="preserve">아티스트 소개: </w:t>
+      </w:r>
+      <w:r>
+        <w:rPr w:rFonts="맑은 고딕">
+          <w:rFonts w:ascii="맑은 고딕" w:hAnsi="맑은 고딕" w:eastAsia="맑은 고딕"/>
+          <w:b w:val="0"/>
+          <w:sz w:val="21"/>
+        </w:rPr>
+        <w:t>워렌 코빙턴은 전설적인 트롬본 연주자이자 토미 도시 사후 악단을 이끌며 빅밴드의 르네상스를 연장한 명 지휘자입니다. 특유의 감미롭고 유려한 관악 터치로 스윙의 품격과 대중적 팝 감각을 절묘하게 융합하여 20세기 중반 미국 대중음악사에 굵직한 족적을 남겼습니다.</w:t>
+      </w:r>
+    </w:p>
+    <w:p>
+      <w:pPr>
+        <w:spacing w:line="324" w:lineRule="auto" w:before="200" w:after="80"/>
+      </w:pPr>
+      <w:r>
+        <w:rPr w:rFonts="맑은 고딕">
+          <w:rFonts w:ascii="맑은 고딕" w:hAnsi="맑은 고딕" w:eastAsia="맑은 고딕"/>
+          <w:b/>
+          <w:color w:val="1E3A8A"/>
+          <w:sz w:val="24"/>
+        </w:rPr>
+        <w:t>3. 음반 상세 분석</w:t>
+      </w:r>
+    </w:p>
+    <w:p>
+      <w:pPr>
+        <w:spacing w:line="324" w:lineRule="auto" w:after="80"/>
+      </w:pPr>
+      <w:r>
+        <w:rPr w:rFonts="맑은 고딕">
+          <w:rFonts w:ascii="맑은 고딕" w:hAnsi="맑은 고딕" w:eastAsia="맑은 고딕"/>
+          <w:b w:val="0"/>
+          <w:color w:val="6B7280"/>
+          <w:sz w:val="21"/>
+        </w:rPr>
+        <w:t xml:space="preserve">· </w:t>
+      </w:r>
+      <w:r>
+        <w:rPr w:rFonts="맑은 고딕">
+          <w:rFonts w:ascii="맑은 고딕" w:hAnsi="맑은 고딕" w:eastAsia="맑은 고딕"/>
+          <w:b/>
+          <w:color w:val="1F2937"/>
+          <w:sz w:val="21"/>
+        </w:rPr>
+        <w:t xml:space="preserve">역사적 위치: </w:t>
+      </w:r>
+      <w:r>
+        <w:rPr w:rFonts="맑은 고딕">
+          <w:rFonts w:ascii="맑은 고딕" w:hAnsi="맑은 고딕" w:eastAsia="맑은 고딕"/>
+          <w:b w:val="0"/>
+          <w:sz w:val="21"/>
+        </w:rPr>
+        <w:t>모노(Mono)에서 스테레오(Stereo)로 음향 패러다임이 전환되던 시기, 정교한 입체 음향과 하이파이(Hi-Fi) 기술의 묘미를 극대화한 오케스트럴 팝의 수작입니다. 사교 무도회용 음악을 단순한 유행가가 아닌, 고도의 연주력과 지적인 편곡이 돋보이는 감상용 예술로 격상시켰다는 점에서 음악사적 의의가 큽니다.</w:t>
+      </w:r>
+    </w:p>
+    <w:p>
+      <w:pPr>
+        <w:spacing w:line="324" w:lineRule="auto" w:after="80"/>
+      </w:pPr>
+      <w:r>
+        <w:rPr w:rFonts="맑은 고딕">
+          <w:rFonts w:ascii="맑은 고딕" w:hAnsi="맑은 고딕" w:eastAsia="맑은 고딕"/>
+          <w:b w:val="0"/>
+          <w:color w:val="6B7280"/>
+          <w:sz w:val="21"/>
+        </w:rPr>
+        <w:t xml:space="preserve">· </w:t>
+      </w:r>
+      <w:r>
+        <w:rPr w:rFonts="맑은 고딕">
+          <w:rFonts w:ascii="맑은 고딕" w:hAnsi="맑은 고딕" w:eastAsia="맑은 고딕"/>
+          <w:b/>
+          <w:color w:val="1F2937"/>
+          <w:sz w:val="21"/>
+        </w:rPr>
+        <w:t xml:space="preserve">시대의 흔적(스토리텔링): </w:t>
+      </w:r>
+      <w:r>
+        <w:rPr w:rFonts="맑은 고딕">
+          <w:rFonts w:ascii="맑은 고딕" w:hAnsi="맑은 고딕" w:eastAsia="맑은 고딕"/>
+          <w:b w:val="0"/>
+          <w:sz w:val="21"/>
+        </w:rPr>
+        <w:t>제2차 세계대전 이후 풍요와 안정을 구가하던 미국 중산층의 여유로운 저녁, 거실의 전축 앞에 모여 와인 잔을 기울이며 리듬을 타던 청춘들의 낭만적인 공기가 선명히 배어 있습니다. ‘둘이서 함께(It Takes Two To...)’라는 제목처럼, 사람과 사람이 마주보며 온기를 나누던 아날로그 시대의 따스한 정서가 노스탤지어를 자극합니다.</w:t>
+      </w:r>
+    </w:p>
+    <w:p>
+      <w:pPr>
+        <w:spacing w:line="324" w:lineRule="auto" w:before="200" w:after="80"/>
+      </w:pPr>
+      <w:r>
+        <w:rPr w:rFonts="맑은 고딕">
+          <w:rFonts w:ascii="맑은 고딕" w:hAnsi="맑은 고딕" w:eastAsia="맑은 고딕"/>
+          <w:b/>
+          <w:color w:val="1E3A8A"/>
+          <w:sz w:val="24"/>
+        </w:rPr>
+        <w:t>4. 주요 수록곡 및 감상 제언</w:t>
+      </w:r>
+    </w:p>
+    <w:p>
+      <w:pPr>
+        <w:spacing w:line="324" w:lineRule="auto" w:after="80"/>
+      </w:pPr>
+      <w:r>
+        <w:rPr w:rFonts="맑은 고딕">
+          <w:rFonts w:ascii="맑은 고딕" w:hAnsi="맑은 고딕" w:eastAsia="맑은 고딕"/>
+          <w:b w:val="0"/>
+          <w:color w:val="6B7280"/>
+          <w:sz w:val="21"/>
+        </w:rPr>
+        <w:t xml:space="preserve">· </w:t>
+      </w:r>
+      <w:r>
+        <w:rPr w:rFonts="맑은 고딕">
+          <w:rFonts w:ascii="맑은 고딕" w:hAnsi="맑은 고딕" w:eastAsia="맑은 고딕"/>
+          <w:b/>
+          <w:color w:val="1F2937"/>
+          <w:sz w:val="21"/>
+        </w:rPr>
+        <w:t xml:space="preserve">주요 수록곡 특징: </w:t>
+      </w:r>
+      <w:r>
+        <w:rPr w:rFonts="맑은 고딕">
+          <w:rFonts w:ascii="맑은 고딕" w:hAnsi="맑은 고딕" w:eastAsia="맑은 고딕"/>
+          <w:b w:val="0"/>
+          <w:sz w:val="21"/>
+        </w:rPr>
+        <w:t>앨범 전반을 관통하는 유연한 룸바, 폭스트롯, 차차차 리듬 위에 얹힌 코빙턴의 트롬본 솔로는 한 편의 시처럼 낭만적입니다. 브라스 섹션의 화려한 화성과 부드러운 목관 악기의 울림, 감각적인 타악기가 정교하게 얽혀 곡마다 한 치의 흐트러짐 없는 매끄러운 스윙감을 구현합니다.</w:t>
+      </w:r>
+    </w:p>
+    <w:p>
+      <w:pPr>
+        <w:spacing w:line="324" w:lineRule="auto" w:after="80"/>
+      </w:pPr>
+      <w:r>
+        <w:rPr w:rFonts="맑은 고딕">
+          <w:rFonts w:ascii="맑은 고딕" w:hAnsi="맑은 고딕" w:eastAsia="맑은 고딕"/>
+          <w:b w:val="0"/>
+          <w:color w:val="6B7280"/>
+          <w:sz w:val="21"/>
+        </w:rPr>
+        <w:t xml:space="preserve">· </w:t>
+      </w:r>
+      <w:r>
+        <w:rPr w:rFonts="맑은 고딕">
+          <w:rFonts w:ascii="맑은 고딕" w:hAnsi="맑은 고딕" w:eastAsia="맑은 고딕"/>
+          <w:b/>
+          <w:color w:val="1F2937"/>
+          <w:sz w:val="21"/>
+        </w:rPr>
+        <w:t xml:space="preserve">빈티지 감상 제언: </w:t>
+      </w:r>
+      <w:r>
+        <w:rPr w:rFonts="맑은 고딕">
+          <w:rFonts w:ascii="맑은 고딕" w:hAnsi="맑은 고딕" w:eastAsia="맑은 고딕"/>
+          <w:b w:val="0"/>
+          <w:sz w:val="21"/>
+        </w:rPr>
+        <w:t>진공관 앰프를 통해 출력될 때 트롬본 특유의 풍성한 배음과 금관 악기의 따뜻한 질감이 극대화되어 살아납니다. 아날로그 턴테이블의 바늘이 소리골을 지날 때 피어오르는 미세한 공간감은, 마치 청자를 1960년대 뉴욕의 유서 깊은 호텔 볼룸 한가운데로 데려다 놓은 듯한 착각을 불러일으킵니다.</w:t>
+      </w:r>
+    </w:p>
+    <w:p>
+      <w:pPr>
+        <w:spacing w:line="324" w:lineRule="auto" w:after="80"/>
+      </w:pPr>
+      <w:r>
+        <w:rPr w:rFonts="맑은 고딕">
+          <w:rFonts w:ascii="맑은 고딕" w:hAnsi="맑은 고딕" w:eastAsia="맑은 고딕"/>
+          <w:b w:val="0"/>
+          <w:color w:val="6B7280"/>
+          <w:sz w:val="21"/>
+        </w:rPr>
+        <w:t xml:space="preserve">· </w:t>
+      </w:r>
+      <w:r>
+        <w:rPr w:rFonts="맑은 고딕">
+          <w:rFonts w:ascii="맑은 고딕" w:hAnsi="맑은 고딕" w:eastAsia="맑은 고딕"/>
+          <w:b/>
+          <w:color w:val="1F2937"/>
+          <w:sz w:val="21"/>
+        </w:rPr>
+        <w:t xml:space="preserve">소장 가치: </w:t>
+      </w:r>
+      <w:r>
+        <w:rPr w:rFonts="맑은 고딕">
+          <w:rFonts w:ascii="맑은 고딕" w:hAnsi="맑은 고딕" w:eastAsia="맑은 고딕"/>
+          <w:b w:val="0"/>
+          <w:sz w:val="21"/>
+        </w:rPr>
+        <w:t>황금기 오리지널 빅밴드 사운드의 진수를 고음질 바이닐로 만날 수 있는 희소한 앨범으로, 전통적인 팝과 재즈의 우아한 향취를 사랑하는 정통 LP 컬렉터라면 반드시 곁에 두고 음미해야 할 가치가 충분합니다.</w:t>
+      </w:r>
+    </w:p>
+    <w:p>
+      <w:pPr>
+        <w:spacing w:line="324" w:lineRule="auto" w:after="120" w:before="160"/>
+      </w:pPr>
+      <w:r>
+        <w:rPr w:rFonts="맑은 고딕">
+          <w:rFonts w:ascii="맑은 고딕" w:hAnsi="맑은 고딕" w:eastAsia="맑은 고딕"/>
+          <w:b/>
+          <w:color w:val="4338CA"/>
+          <w:sz w:val="21"/>
+        </w:rPr>
+        <w:t>이 음반을 통해 아날로그 황금기가 품어낸 우아한 스윙과 트롬본의 따뜻한 온기가 전해주는 감동을 다시 한번 경험해 보시는 것은 어떨까요?</w:t>
       </w:r>
     </w:p>
     <w:sectPr>
       <w:pgSz w:w="12240" w:h="15840"/>
-      <w:pgMar w:top="1440" w:right="1440" w:bottom="1440" w:left="1440" w:header="720" w:footer="720" w:gutter="0"/>
+      <w:pgMar w:top="1152" w:right="1296" w:bottom="1152" w:left="1296" w:header="720" w:footer="720" w:gutter="0"/>
       <w:cols w:space="720"/>
       <w:docGrid w:linePitch="360"/>
     </w:sectPr>

--- a/word_reports/LP_0372_위치_423_Warren Covington_It Takes.docx
+++ b/word_reports/LP_0372_위치_423_Warren Covington_It Takes.docx
@@ -32,7 +32,7 @@
     </w:p>
     <w:p>
       <w:pPr>
-        <w:spacing w:line="324" w:lineRule="auto" w:before="80" w:after="160"/>
+        <w:spacing w:line="324" w:lineRule="auto" w:before="80" w:after="120"/>
       </w:pPr>
       <w:r>
         <w:rPr w:rFonts="맑은 고딕">
@@ -42,13 +42,6 @@
           <w:sz w:val="22"/>
         </w:rPr>
         <w:t xml:space="preserve">[음반 소개] </w:t>
-      </w:r>
-      <w:r>
-        <w:rPr w:rFonts="맑은 고딕">
-          <w:rFonts w:ascii="맑은 고딕" w:hAnsi="맑은 고딕" w:eastAsia="맑은 고딕"/>
-          <w:b w:val="0"/>
-          <w:sz w:val="21"/>
-        </w:rPr>
       </w:r>
     </w:p>
     <w:p>
@@ -61,7 +54,33 @@
           <w:b w:val="0"/>
           <w:sz w:val="21"/>
         </w:rPr>
-        <w:t>빅밴드 스윙의 찬란한 황혼과 매혹적인 라틴 댄스 팝의 세련된 조우를 유려하게 담아낸 워렌 코빙턴의 숨은 명반입니다. 토미 도시 악단의 유서 깊은 유산을 계승한 그의 벨벳처럼 부드러운 트롬본 선율은 두 사람이 호흡을 맞추며 춤을 추는 순간의 설렘과 로맨티시즘을 극진하게 직조해 냅니다. 시대를 초월하여 청자를 은은한 조명이 감도는 낭만적인 밤의 살롱으로 초대하는 이 음반은, 정통 관악 오케스트레이션이 빚어낼 수 있는 가장 우아하고 격조 높은 감동을 선사합니다.</w:t>
+        <w:t>20세기 중반, 황금기를 구가하던 미국 빅밴드와 이지리스닝 음악계에서 워렌 코빙턴(Warren Covington)이라는 이름은 벨벳처럼 감미로운 트롬본의 음색과 동의어였습니다. 위대한 거장 토미 도시(Tommy Dorsey)의 유지를 이어받아 오케스트라를 이끌며 전 세계를 매혹시켰던 그는, 화려한 스윙 재즈의 유산 위에 대중이 함께 호흡할 수 있는 세련된 사교 댄스 리듬을 수놓으며 독보적인 예술적 영토를 구축했습니다. 음반 《It Takes Two To....》는 바로 그 정점에서 탄생한 명작으로, 음악이 단순한 청각적 유희를 넘어 남녀의 섬세한 정서적 교감과 낭만적인 춤의 미학으로 승화되는 과정을 더없이 유려하게 보여줍니다.</w:t>
+      </w:r>
+    </w:p>
+    <w:p>
+      <w:pPr>
+        <w:spacing w:line="324" w:lineRule="auto" w:after="120"/>
+      </w:pPr>
+      <w:r>
+        <w:rPr w:rFonts="맑은 고딕">
+          <w:rFonts w:ascii="맑은 고딕" w:hAnsi="맑은 고딕" w:eastAsia="맑은 고딕"/>
+          <w:b w:val="0"/>
+          <w:sz w:val="21"/>
+        </w:rPr>
+        <w:t>이 음반은 "탱고를 추든 사랑을 하든 언제나 둘이 함께여야 한다"는 고전적 격언의 정신을 기저에 품고 있습니다. 코빙턴은 고도의 테크닉을 요하는 빅밴드 관악 편곡의 엄밀성을 유지하면서도, 결코 대중을 소외시키지 않는 따스하고 친밀한 멜로디 라인을 직조해 냈습니다. 브라스 섹션이 터뜨리는 화려한 클라이맥스 속에서도 그의 트롬본 솔로는 한 걸음 물러나 연인들의 귓가에 속삭이듯 다정하게 울려 퍼집니다. 이는 기교의 과시가 아닌, 삶의 가장 찬란한 순간에 헌사하는 거장 특유의 서정적 절제미이자 음악적 배려였습니다.</w:t>
+      </w:r>
+    </w:p>
+    <w:p>
+      <w:pPr>
+        <w:spacing w:line="324" w:lineRule="auto" w:after="120"/>
+      </w:pPr>
+      <w:r>
+        <w:rPr w:rFonts="맑은 고딕">
+          <w:rFonts w:ascii="맑은 고딕" w:hAnsi="맑은 고딕" w:eastAsia="맑은 고딕"/>
+          <w:b w:val="0"/>
+          <w:sz w:val="21"/>
+        </w:rPr>
+        <w:t>반세기가 훌쩍 넘는 성상의 강을 건너온 지금, 이 음반의 소리골에 새겨진 선율들은 여전히 바래지 않는 황홀경을 선사합니다. 디지털 음원이 결코 흉내 낼 수 없는 빅밴드 특유의 풍성한 공명감과 자연스러운 공간감은, 듣는 이를 단숨에 1950~60년대 뉴욕의 유서 깊은 볼룸이나 따스한 램프 불빛이 일렁이는 거실 한가운데로 데려다 놓습니다. 워렌 코빙턴이 선사하는 이 우아하고 품격 있는 소리의 향연은, 분주하고 메마른 현대인들의 가슴속에 잊고 지냈던 로맨티시즘과 클래식 팝의 영원한 향수를 깊숙이 일깨워줍니다.</w:t>
       </w:r>
     </w:p>
     <w:p>
@@ -168,7 +187,7 @@
           <w:b w:val="0"/>
           <w:sz w:val="21"/>
         </w:rPr>
-        <w:t>1950년대 후반에서 1960년대 초반 명문 데카(Decca) 레이블을 통해 발매된 앨범으로, 당대 미국을 뒤흔든 차차차와 사교 댄스 열풍을 성숙하고 품격 있는 빅밴드 사운드로 승화시킨 기획작입니다.</w:t>
+        <w:t>1950년대 후반~1960년대 초 미국 명문 레이블 데카(Decca)를 통해 발매된 작품으로, 모노에서 입체 스테레오로 전환되던 하이파이(Hi-Fi) 태동기의 최고급 레코딩 기술이 집약된 음반입니다.</w:t>
       </w:r>
     </w:p>
     <w:p>
@@ -199,7 +218,7 @@
           <w:b w:val="0"/>
           <w:sz w:val="21"/>
         </w:rPr>
-        <w:t>전미 차트를 석권했던 불멸의 히트곡 'Tea for Two Cha Cha'의 압도적 성공에 힘입어 성인 취향의 이지 리스닝 및 라운지 음악 애호가들 사이에서 높은 인기를 누리며 스테레오 LP 시장의 스테디셀러로 사랑받았습니다.</w:t>
+        <w:t>전미 차트를 뒤흔들었던 밀리언셀러 히트곡의 여세를 몰아 발매 당시 볼룸 댄스 및 홈 오디오 애호가들 사이에서 폭발적인 반응을 얻었으며, 장기간 스테디셀러로 사랑받았습니다.</w:t>
       </w:r>
     </w:p>
     <w:p>
@@ -230,7 +249,7 @@
           <w:b w:val="0"/>
           <w:sz w:val="21"/>
         </w:rPr>
-        <w:t>그래미 어워드 수상 경력에 빛나는 거장의 농익은 기량이 고스란히 담겨 있으며, 팝과 재즈, 라틴 리듬의 완벽한 조화를 이끌어낸 편곡의 교과서로 음악계의 높은 평가를 받았습니다.</w:t>
+        <w:t>그래미 어워드에 빛나는 연주력과 함께 당시 전미 음악 비평가 협회 및 오디오파일 매체들로부터 '빅밴드 사운드의 교과서적인 정밀함과 감성을 겸비한 수작'으로 상찬을 받았습니다.</w:t>
       </w:r>
     </w:p>
     <w:p>
@@ -337,7 +356,7 @@
           <w:b w:val="0"/>
           <w:sz w:val="21"/>
         </w:rPr>
-        <w:t>솔로 / 밴드리더 (The Tommy Dorsey Orchestra directing Warren Covington)</w:t>
+        <w:t>솔로 / 워렌 코빙턴 오케스트라 (The Tommy Dorsey Orchestra Directed by Warren Covington)</w:t>
       </w:r>
     </w:p>
     <w:p>
@@ -368,7 +387,7 @@
           <w:b w:val="0"/>
           <w:sz w:val="21"/>
         </w:rPr>
-        <w:t>워렌 코빙턴은 전설적인 트롬본 연주자이자 토미 도시 사후 악단을 이끌며 빅밴드의 르네상스를 연장한 명 지휘자입니다. 특유의 감미롭고 유려한 관악 터치로 스윙의 품격과 대중적 팝 감각을 절묘하게 융합하여 20세기 중반 미국 대중음악사에 굵직한 족적을 남겼습니다.</w:t>
+        <w:t>토미 도시 사후 오케스트라의 지휘봉을 잡아 'Tea for Two Cha Cha'를 전 세계적인 밀리언셀러로 등극시킨 트롬본의 거장입니다. 벨벳처럼 부드러운 음색과 빈틈없는 스윙 편곡으로 빅밴드 황금기의 유산을 모던 팝과 이지리스닝 영역으로 확장시킨 독보적인 아티스트입니다.</w:t>
       </w:r>
     </w:p>
     <w:p>
@@ -413,7 +432,7 @@
           <w:b w:val="0"/>
           <w:sz w:val="21"/>
         </w:rPr>
-        <w:t>모노(Mono)에서 스테레오(Stereo)로 음향 패러다임이 전환되던 시기, 정교한 입체 음향과 하이파이(Hi-Fi) 기술의 묘미를 극대화한 오케스트럴 팝의 수작입니다. 사교 무도회용 음악을 단순한 유행가가 아닌, 고도의 연주력과 지적인 편곡이 돋보이는 감상용 예술로 격상시켰다는 점에서 음악사적 의의가 큽니다.</w:t>
+        <w:t>빅밴드 스윙의 고전적 웅장함과 라틴 댄스, 팝 발라드의 세련미를 이상적으로 융합한 앨범으로, 20세기 중반 라운지 및 무도회 오케스트라 음악의 완성을 보여주는 역사적 좌표를 지닙니다.</w:t>
       </w:r>
     </w:p>
     <w:p>
@@ -444,7 +463,7 @@
           <w:b w:val="0"/>
           <w:sz w:val="21"/>
         </w:rPr>
-        <w:t>제2차 세계대전 이후 풍요와 안정을 구가하던 미국 중산층의 여유로운 저녁, 거실의 전축 앞에 모여 와인 잔을 기울이며 리듬을 타던 청춘들의 낭만적인 공기가 선명히 배어 있습니다. ‘둘이서 함께(It Takes Two To...)’라는 제목처럼, 사람과 사람이 마주보며 온기를 나누던 아날로그 시대의 따스한 정서가 노스탤지어를 자극합니다.</w:t>
+        <w:t>제2차 세계대전 이후 번영을 구가하던 미국 중산층의 낙관주의와 사교 문화, 그리고 턴테이블 음악에 맞춰 파트너와 함께 스텝을 밟던 청춘들의 순수하고 낭만적인 공기가 아날로그 음향 속에 고스란히 각인되어 있습니다.</w:t>
       </w:r>
     </w:p>
     <w:p>
@@ -489,7 +508,7 @@
           <w:b w:val="0"/>
           <w:sz w:val="21"/>
         </w:rPr>
-        <w:t>앨범 전반을 관통하는 유연한 룸바, 폭스트롯, 차차차 리듬 위에 얹힌 코빙턴의 트롬본 솔로는 한 편의 시처럼 낭만적입니다. 브라스 섹션의 화려한 화성과 부드러운 목관 악기의 울림, 감각적인 타악기가 정교하게 얽혀 곡마다 한 치의 흐트러짐 없는 매끄러운 스윙감을 구현합니다.</w:t>
+        <w:t>둘만의 춤을 모티프로 한 타이틀 트랙의 경쾌하고 리드미컬한 브라스 사운드와 함께, 코빙턴의 트롬본이 주도하는 감미로운 멜로디 라인은 유려한 스윙감과 짙은 서정성을 동시에 뿜어냅니다.</w:t>
       </w:r>
     </w:p>
     <w:p>
@@ -520,7 +539,7 @@
           <w:b w:val="0"/>
           <w:sz w:val="21"/>
         </w:rPr>
-        <w:t>진공관 앰프를 통해 출력될 때 트롬본 특유의 풍성한 배음과 금관 악기의 따뜻한 질감이 극대화되어 살아납니다. 아날로그 턴테이블의 바늘이 소리골을 지날 때 피어오르는 미세한 공간감은, 마치 청자를 1960년대 뉴욕의 유서 깊은 호텔 볼룸 한가운데로 데려다 놓은 듯한 착각을 불러일으킵니다.</w:t>
+        <w:t>진공관 앰프의 온기 어린 구동력과 혼형 스피커를 매칭했을 때, 중역대를 풍성하게 채우는 브라스의 질감과 콘트라베이스의 탄력적인 울림이 실내를 압도적인 현장감으로 채워줍니다.</w:t>
       </w:r>
     </w:p>
     <w:p>
@@ -551,7 +570,7 @@
           <w:b w:val="0"/>
           <w:sz w:val="21"/>
         </w:rPr>
-        <w:t>황금기 오리지널 빅밴드 사운드의 진수를 고음질 바이닐로 만날 수 있는 희소한 앨범으로, 전통적인 팝과 재즈의 우아한 향취를 사랑하는 정통 LP 컬렉터라면 반드시 곁에 두고 음미해야 할 가치가 충분합니다.</w:t>
+        <w:t>정통 아날로그 마스터 테이프의 호흡이 살아 숨 쉬는 희귀한 오리지널 프레싱으로, 반세기 전 빅밴드 하이파이 사운드의 진수를 체감할 수 있어 클래식 및 정통 팝 LP 컬렉터에게는 놓칠 수 없는 귀중한 음향적 보물입니다.</w:t>
       </w:r>
     </w:p>
     <w:p>
@@ -565,7 +584,7 @@
           <w:color w:val="4338CA"/>
           <w:sz w:val="21"/>
         </w:rPr>
-        <w:t>이 음반을 통해 아날로그 황금기가 품어낸 우아한 스윙과 트롬본의 따뜻한 온기가 전해주는 감동을 다시 한번 경험해 보시는 것은 어떨까요?</w:t>
+        <w:t>이 음반을 통해 고전 빅밴드의 화려한 품격과 워렌 코빙턴의 서정적인 트롬본 선율이 전해주는 감동을 다시 한번 경험해 보시는 것은 어떨까요?</w:t>
       </w:r>
     </w:p>
     <w:sectPr>
